--- a/mps-nivel-c/oficial/04_registros/FTGASMIG_Governanca-APIs/GASMIG02_Fundacao-Tecnologica/LI-GASMIG02-001_Licoes-Aprendidas.docx
+++ b/mps-nivel-c/oficial/04_registros/FTGASMIG_Governanca-APIs/GASMIG02_Fundacao-Tecnologica/LI-GASMIG02-001_Licoes-Aprendidas.docx
@@ -34,7 +34,7 @@
           <w:color w:val="555555"/>
           <w:sz w:val="20"/>
         </w:rPr>
-        <w:t>LI-GASMIG02-001   ·   Versão Data   ·   07/05/2026   ·   Timeware Brasil</w:t>
+        <w:t>LI-GASMIG02-001   ·   Versão Data   ·   10/06/2026   ·   Timeware Brasil</w:t>
       </w:r>
     </w:p>
     <w:p>
@@ -226,7 +226,7 @@
                 <w:i w:val="0"/>
                 <w:sz w:val="20"/>
               </w:rPr>
-              <w:t>1.0</w:t>
+              <w:t>1.1</w:t>
             </w:r>
           </w:p>
         </w:tc>
@@ -282,7 +282,7 @@
                 <w:i w:val="0"/>
                 <w:sz w:val="20"/>
               </w:rPr>
-              <w:t>07/05/2026</w:t>
+              <w:t>10/06/2026</w:t>
             </w:r>
           </w:p>
         </w:tc>
@@ -394,7 +394,7 @@
                 <w:i w:val="0"/>
                 <w:sz w:val="20"/>
               </w:rPr>
-              <w:t>Fundação Tecnológica GASMIG — Governança de APIs (OS-001)</w:t>
+              <w:t>Fundação Tecnológica GASMIG — Governança de APIs (OS-001 e OS-002)</w:t>
             </w:r>
           </w:p>
         </w:tc>
@@ -2041,6 +2041,1189 @@
         </w:pBdr>
       </w:pPr>
       <w:r>
+        <w:t>6. Lições aprendidas — OS-002</w:t>
+      </w:r>
+    </w:p>
+    <w:p>
+      <w:pPr>
+        <w:pStyle w:val="Heading2"/>
+        <w:keepNext/>
+        <w:keepLines/>
+      </w:pPr>
+      <w:r>
+        <w:t>6.1 O que funcionou bem</w:t>
+      </w:r>
+    </w:p>
+    <w:tbl>
+      <w:tblPr>
+        <w:tblW w:type="auto" w:w="0"/>
+        <w:tblLook w:firstColumn="1" w:firstRow="1" w:lastColumn="0" w:lastRow="0" w:noHBand="0" w:noVBand="1" w:val="04A0"/>
+        <w:tblBorders>
+          <w:top w:val="single" w:sz="4" w:space="0" w:color="003366"/>
+          <w:left w:val="single" w:sz="4" w:space="0" w:color="003366"/>
+          <w:bottom w:val="single" w:sz="4" w:space="0" w:color="003366"/>
+          <w:right w:val="single" w:sz="4" w:space="0" w:color="003366"/>
+          <w:insideH w:val="single" w:sz="4" w:space="0" w:color="003366"/>
+          <w:insideV w:val="single" w:sz="4" w:space="0" w:color="003366"/>
+        </w:tblBorders>
+      </w:tblPr>
+      <w:tblGrid>
+        <w:gridCol w:w="2967"/>
+        <w:gridCol w:w="2967"/>
+        <w:gridCol w:w="2967"/>
+      </w:tblGrid>
+      <w:tr>
+        <w:trPr>
+          <w:cantSplit w:val="1"/>
+        </w:trPr>
+        <w:tc>
+          <w:tcPr>
+            <w:tcW w:type="dxa" w:w="2967"/>
+            <w:tcMar>
+              <w:top w:w="60" w:type="dxa"/>
+              <w:bottom w:w="60" w:type="dxa"/>
+              <w:left w:w="100" w:type="dxa"/>
+              <w:right w:w="100" w:type="dxa"/>
+            </w:tcMar>
+            <w:shd w:val="clear" w:color="auto" w:fill="003366"/>
+          </w:tcPr>
+          <w:p>
+            <w:pPr>
+              <w:spacing w:before="40" w:after="40"/>
+            </w:pPr>
+            <w:r>
+              <w:rPr>
+                <w:rFonts w:ascii="Calibri" w:hAnsi="Calibri"/>
+                <w:b/>
+                <w:i w:val="0"/>
+                <w:color w:val="FFFFFF"/>
+                <w:sz w:val="20"/>
+              </w:rPr>
+              <w:t>#</w:t>
+            </w:r>
+          </w:p>
+        </w:tc>
+        <w:tc>
+          <w:tcPr>
+            <w:tcW w:type="dxa" w:w="2967"/>
+            <w:tcMar>
+              <w:top w:w="60" w:type="dxa"/>
+              <w:bottom w:w="60" w:type="dxa"/>
+              <w:left w:w="100" w:type="dxa"/>
+              <w:right w:w="100" w:type="dxa"/>
+            </w:tcMar>
+            <w:shd w:val="clear" w:color="auto" w:fill="003366"/>
+          </w:tcPr>
+          <w:p>
+            <w:pPr>
+              <w:spacing w:before="40" w:after="40"/>
+            </w:pPr>
+            <w:r>
+              <w:rPr>
+                <w:rFonts w:ascii="Calibri" w:hAnsi="Calibri"/>
+                <w:b/>
+                <w:i w:val="0"/>
+                <w:color w:val="FFFFFF"/>
+                <w:sz w:val="20"/>
+              </w:rPr>
+              <w:t>Lição</w:t>
+            </w:r>
+          </w:p>
+        </w:tc>
+        <w:tc>
+          <w:tcPr>
+            <w:tcW w:type="dxa" w:w="2967"/>
+            <w:tcMar>
+              <w:top w:w="60" w:type="dxa"/>
+              <w:bottom w:w="60" w:type="dxa"/>
+              <w:left w:w="100" w:type="dxa"/>
+              <w:right w:w="100" w:type="dxa"/>
+            </w:tcMar>
+            <w:shd w:val="clear" w:color="auto" w:fill="003366"/>
+          </w:tcPr>
+          <w:p>
+            <w:pPr>
+              <w:spacing w:before="40" w:after="40"/>
+            </w:pPr>
+            <w:r>
+              <w:rPr>
+                <w:rFonts w:ascii="Calibri" w:hAnsi="Calibri"/>
+                <w:b/>
+                <w:i w:val="0"/>
+                <w:color w:val="FFFFFF"/>
+                <w:sz w:val="20"/>
+              </w:rPr>
+              <w:t>Impacto</w:t>
+            </w:r>
+          </w:p>
+        </w:tc>
+      </w:tr>
+      <w:tr>
+        <w:trPr>
+          <w:cantSplit w:val="1"/>
+        </w:trPr>
+        <w:tc>
+          <w:tcPr>
+            <w:tcW w:type="dxa" w:w="2967"/>
+            <w:tcMar>
+              <w:top w:w="60" w:type="dxa"/>
+              <w:bottom w:w="60" w:type="dxa"/>
+              <w:left w:w="100" w:type="dxa"/>
+              <w:right w:w="100" w:type="dxa"/>
+            </w:tcMar>
+            <w:shd w:val="clear" w:color="auto" w:fill="EBF5FB"/>
+          </w:tcPr>
+          <w:p>
+            <w:pPr>
+              <w:spacing w:before="40" w:after="40"/>
+            </w:pPr>
+            <w:r>
+              <w:rPr>
+                <w:rFonts w:ascii="Calibri" w:hAnsi="Calibri"/>
+                <w:b w:val="0"/>
+                <w:i w:val="0"/>
+                <w:sz w:val="20"/>
+              </w:rPr>
+              <w:t>LE-08</w:t>
+            </w:r>
+          </w:p>
+        </w:tc>
+        <w:tc>
+          <w:tcPr>
+            <w:tcW w:type="dxa" w:w="2967"/>
+            <w:tcMar>
+              <w:top w:w="60" w:type="dxa"/>
+              <w:bottom w:w="60" w:type="dxa"/>
+              <w:left w:w="100" w:type="dxa"/>
+              <w:right w:w="100" w:type="dxa"/>
+            </w:tcMar>
+            <w:shd w:val="clear" w:color="auto" w:fill="EBF5FB"/>
+          </w:tcPr>
+          <w:p>
+            <w:pPr>
+              <w:spacing w:before="40" w:after="40"/>
+            </w:pPr>
+            <w:r>
+              <w:rPr>
+                <w:rFonts w:ascii="Calibri" w:hAnsi="Calibri"/>
+                <w:b w:val="0"/>
+                <w:i w:val="0"/>
+                <w:sz w:val="20"/>
+              </w:rPr>
+              <w:t>A aplicação prévia das lições LE-05 e OM-01 (credenciais e permissões Entra ID solicitadas com antecedência) eliminou o atraso de acesso que ocorreu na OS-001</w:t>
+            </w:r>
+          </w:p>
+        </w:tc>
+        <w:tc>
+          <w:tcPr>
+            <w:tcW w:type="dxa" w:w="2967"/>
+            <w:tcMar>
+              <w:top w:w="60" w:type="dxa"/>
+              <w:bottom w:w="60" w:type="dxa"/>
+              <w:left w:w="100" w:type="dxa"/>
+              <w:right w:w="100" w:type="dxa"/>
+            </w:tcMar>
+            <w:shd w:val="clear" w:color="auto" w:fill="EBF5FB"/>
+          </w:tcPr>
+          <w:p>
+            <w:pPr>
+              <w:spacing w:before="40" w:after="40"/>
+            </w:pPr>
+            <w:r>
+              <w:rPr>
+                <w:rFonts w:ascii="Calibri" w:hAnsi="Calibri"/>
+                <w:b w:val="0"/>
+                <w:i w:val="0"/>
+                <w:sz w:val="20"/>
+              </w:rPr>
+              <w:t>Alto — sprint iniciada no primeiro dia sem bloqueios de acesso</w:t>
+            </w:r>
+          </w:p>
+        </w:tc>
+      </w:tr>
+      <w:tr>
+        <w:trPr>
+          <w:cantSplit w:val="1"/>
+        </w:trPr>
+        <w:tc>
+          <w:tcPr>
+            <w:tcW w:type="dxa" w:w="2967"/>
+            <w:tcMar>
+              <w:top w:w="60" w:type="dxa"/>
+              <w:bottom w:w="60" w:type="dxa"/>
+              <w:left w:w="100" w:type="dxa"/>
+              <w:right w:w="100" w:type="dxa"/>
+            </w:tcMar>
+          </w:tcPr>
+          <w:p>
+            <w:pPr>
+              <w:spacing w:before="40" w:after="40"/>
+            </w:pPr>
+            <w:r>
+              <w:rPr>
+                <w:rFonts w:ascii="Calibri" w:hAnsi="Calibri"/>
+                <w:b w:val="0"/>
+                <w:i w:val="0"/>
+                <w:sz w:val="20"/>
+              </w:rPr>
+              <w:t>LE-09</w:t>
+            </w:r>
+          </w:p>
+        </w:tc>
+        <w:tc>
+          <w:tcPr>
+            <w:tcW w:type="dxa" w:w="2967"/>
+            <w:tcMar>
+              <w:top w:w="60" w:type="dxa"/>
+              <w:bottom w:w="60" w:type="dxa"/>
+              <w:left w:w="100" w:type="dxa"/>
+              <w:right w:w="100" w:type="dxa"/>
+            </w:tcMar>
+          </w:tcPr>
+          <w:p>
+            <w:pPr>
+              <w:spacing w:before="40" w:after="40"/>
+            </w:pPr>
+            <w:r>
+              <w:rPr>
+                <w:rFonts w:ascii="Calibri" w:hAnsi="Calibri"/>
+                <w:b w:val="0"/>
+                <w:i w:val="0"/>
+                <w:sz w:val="20"/>
+              </w:rPr>
+              <w:t>A continuidade da equipe entre OS-001 e OS-002 eliminou a curva de aprendizado sobre o ambiente Azure da GASMIG; o contexto técnico foi transferido sem overhead</w:t>
+            </w:r>
+          </w:p>
+        </w:tc>
+        <w:tc>
+          <w:tcPr>
+            <w:tcW w:type="dxa" w:w="2967"/>
+            <w:tcMar>
+              <w:top w:w="60" w:type="dxa"/>
+              <w:bottom w:w="60" w:type="dxa"/>
+              <w:left w:w="100" w:type="dxa"/>
+              <w:right w:w="100" w:type="dxa"/>
+            </w:tcMar>
+          </w:tcPr>
+          <w:p>
+            <w:pPr>
+              <w:spacing w:before="40" w:after="40"/>
+            </w:pPr>
+            <w:r>
+              <w:rPr>
+                <w:rFonts w:ascii="Calibri" w:hAnsi="Calibri"/>
+                <w:b w:val="0"/>
+                <w:i w:val="0"/>
+                <w:sz w:val="20"/>
+              </w:rPr>
+              <w:t>Alto — velocity da OS-002 (5,6 SP/dia) reproduziu exatamente a da OS-001</w:t>
+            </w:r>
+          </w:p>
+        </w:tc>
+      </w:tr>
+      <w:tr>
+        <w:trPr>
+          <w:cantSplit w:val="1"/>
+        </w:trPr>
+        <w:tc>
+          <w:tcPr>
+            <w:tcW w:type="dxa" w:w="2967"/>
+            <w:tcMar>
+              <w:top w:w="60" w:type="dxa"/>
+              <w:bottom w:w="60" w:type="dxa"/>
+              <w:left w:w="100" w:type="dxa"/>
+              <w:right w:w="100" w:type="dxa"/>
+            </w:tcMar>
+            <w:shd w:val="clear" w:color="auto" w:fill="EBF5FB"/>
+          </w:tcPr>
+          <w:p>
+            <w:pPr>
+              <w:spacing w:before="40" w:after="40"/>
+            </w:pPr>
+            <w:r>
+              <w:rPr>
+                <w:rFonts w:ascii="Calibri" w:hAnsi="Calibri"/>
+                <w:b w:val="0"/>
+                <w:i w:val="0"/>
+                <w:sz w:val="20"/>
+              </w:rPr>
+              <w:t>LE-10</w:t>
+            </w:r>
+          </w:p>
+        </w:tc>
+        <w:tc>
+          <w:tcPr>
+            <w:tcW w:type="dxa" w:w="2967"/>
+            <w:tcMar>
+              <w:top w:w="60" w:type="dxa"/>
+              <w:bottom w:w="60" w:type="dxa"/>
+              <w:left w:w="100" w:type="dxa"/>
+              <w:right w:w="100" w:type="dxa"/>
+            </w:tcMar>
+            <w:shd w:val="clear" w:color="auto" w:fill="EBF5FB"/>
+          </w:tcPr>
+          <w:p>
+            <w:pPr>
+              <w:spacing w:before="40" w:after="40"/>
+            </w:pPr>
+            <w:r>
+              <w:rPr>
+                <w:rFonts w:ascii="Calibri" w:hAnsi="Calibri"/>
+                <w:b w:val="0"/>
+                <w:i w:val="0"/>
+                <w:sz w:val="20"/>
+              </w:rPr>
+              <w:t>A adoção de valores padrão de mercado para thresholds de alerta (Azure Monitor), sem aguardar definição formal do cliente, permitiu seguir o cronograma e os thresholds foram confirmados durante a execução</w:t>
+            </w:r>
+          </w:p>
+        </w:tc>
+        <w:tc>
+          <w:tcPr>
+            <w:tcW w:type="dxa" w:w="2967"/>
+            <w:tcMar>
+              <w:top w:w="60" w:type="dxa"/>
+              <w:bottom w:w="60" w:type="dxa"/>
+              <w:left w:w="100" w:type="dxa"/>
+              <w:right w:w="100" w:type="dxa"/>
+            </w:tcMar>
+            <w:shd w:val="clear" w:color="auto" w:fill="EBF5FB"/>
+          </w:tcPr>
+          <w:p>
+            <w:pPr>
+              <w:spacing w:before="40" w:after="40"/>
+            </w:pPr>
+            <w:r>
+              <w:rPr>
+                <w:rFonts w:ascii="Calibri" w:hAnsi="Calibri"/>
+                <w:b w:val="0"/>
+                <w:i w:val="0"/>
+                <w:sz w:val="20"/>
+              </w:rPr>
+              <w:t>Médio — risco R-08 mitigado sem impacto no prazo</w:t>
+            </w:r>
+          </w:p>
+        </w:tc>
+      </w:tr>
+      <w:tr>
+        <w:trPr>
+          <w:cantSplit w:val="1"/>
+        </w:trPr>
+        <w:tc>
+          <w:tcPr>
+            <w:tcW w:type="dxa" w:w="2967"/>
+            <w:tcMar>
+              <w:top w:w="60" w:type="dxa"/>
+              <w:bottom w:w="60" w:type="dxa"/>
+              <w:left w:w="100" w:type="dxa"/>
+              <w:right w:w="100" w:type="dxa"/>
+            </w:tcMar>
+          </w:tcPr>
+          <w:p>
+            <w:pPr>
+              <w:spacing w:before="40" w:after="40"/>
+            </w:pPr>
+            <w:r>
+              <w:rPr>
+                <w:rFonts w:ascii="Calibri" w:hAnsi="Calibri"/>
+                <w:b w:val="0"/>
+                <w:i w:val="0"/>
+                <w:sz w:val="20"/>
+              </w:rPr>
+              <w:t>LE-11</w:t>
+            </w:r>
+          </w:p>
+        </w:tc>
+        <w:tc>
+          <w:tcPr>
+            <w:tcW w:type="dxa" w:w="2967"/>
+            <w:tcMar>
+              <w:top w:w="60" w:type="dxa"/>
+              <w:bottom w:w="60" w:type="dxa"/>
+              <w:left w:w="100" w:type="dxa"/>
+              <w:right w:w="100" w:type="dxa"/>
+            </w:tcMar>
+          </w:tcPr>
+          <w:p>
+            <w:pPr>
+              <w:spacing w:before="40" w:after="40"/>
+            </w:pPr>
+            <w:r>
+              <w:rPr>
+                <w:rFonts w:ascii="Calibri" w:hAnsi="Calibri"/>
+                <w:b w:val="0"/>
+                <w:i w:val="0"/>
+                <w:sz w:val="20"/>
+              </w:rPr>
+              <w:t>A antecipação da sessão de apresentação (de 10/06 para 08/06) foi absorvida sem impacto porque a verificação técnica já estava concluída; a flexibilidade de agenda favoreceu o aceite mais rápido</w:t>
+            </w:r>
+          </w:p>
+        </w:tc>
+        <w:tc>
+          <w:tcPr>
+            <w:tcW w:type="dxa" w:w="2967"/>
+            <w:tcMar>
+              <w:top w:w="60" w:type="dxa"/>
+              <w:bottom w:w="60" w:type="dxa"/>
+              <w:left w:w="100" w:type="dxa"/>
+              <w:right w:w="100" w:type="dxa"/>
+            </w:tcMar>
+          </w:tcPr>
+          <w:p>
+            <w:pPr>
+              <w:spacing w:before="40" w:after="40"/>
+            </w:pPr>
+            <w:r>
+              <w:rPr>
+                <w:rFonts w:ascii="Calibri" w:hAnsi="Calibri"/>
+                <w:b w:val="0"/>
+                <w:i w:val="0"/>
+                <w:sz w:val="20"/>
+              </w:rPr>
+              <w:t>Médio — aceite obtido 1 dia antes do prazo contratual</w:t>
+            </w:r>
+          </w:p>
+        </w:tc>
+      </w:tr>
+    </w:tbl>
+    <w:p>
+      <w:pPr>
+        <w:spacing w:before="0" w:after="160"/>
+      </w:pPr>
+    </w:p>
+    <w:p>
+      <w:pPr>
+        <w:pStyle w:val="Heading2"/>
+        <w:keepNext/>
+        <w:keepLines/>
+      </w:pPr>
+      <w:r>
+        <w:t>6.2 O que pode melhorar</w:t>
+      </w:r>
+    </w:p>
+    <w:tbl>
+      <w:tblPr>
+        <w:tblW w:type="auto" w:w="0"/>
+        <w:tblLook w:firstColumn="1" w:firstRow="1" w:lastColumn="0" w:lastRow="0" w:noHBand="0" w:noVBand="1" w:val="04A0"/>
+        <w:tblBorders>
+          <w:top w:val="single" w:sz="4" w:space="0" w:color="003366"/>
+          <w:left w:val="single" w:sz="4" w:space="0" w:color="003366"/>
+          <w:bottom w:val="single" w:sz="4" w:space="0" w:color="003366"/>
+          <w:right w:val="single" w:sz="4" w:space="0" w:color="003366"/>
+          <w:insideH w:val="single" w:sz="4" w:space="0" w:color="003366"/>
+          <w:insideV w:val="single" w:sz="4" w:space="0" w:color="003366"/>
+        </w:tblBorders>
+      </w:tblPr>
+      <w:tblGrid>
+        <w:gridCol w:w="2225"/>
+        <w:gridCol w:w="2225"/>
+        <w:gridCol w:w="2225"/>
+        <w:gridCol w:w="2225"/>
+      </w:tblGrid>
+      <w:tr>
+        <w:trPr>
+          <w:cantSplit w:val="1"/>
+        </w:trPr>
+        <w:tc>
+          <w:tcPr>
+            <w:tcW w:type="dxa" w:w="2225"/>
+            <w:tcMar>
+              <w:top w:w="60" w:type="dxa"/>
+              <w:bottom w:w="60" w:type="dxa"/>
+              <w:left w:w="100" w:type="dxa"/>
+              <w:right w:w="100" w:type="dxa"/>
+            </w:tcMar>
+            <w:shd w:val="clear" w:color="auto" w:fill="003366"/>
+          </w:tcPr>
+          <w:p>
+            <w:pPr>
+              <w:spacing w:before="40" w:after="40"/>
+            </w:pPr>
+            <w:r>
+              <w:rPr>
+                <w:rFonts w:ascii="Calibri" w:hAnsi="Calibri"/>
+                <w:b/>
+                <w:i w:val="0"/>
+                <w:color w:val="FFFFFF"/>
+                <w:sz w:val="20"/>
+              </w:rPr>
+              <w:t>#</w:t>
+            </w:r>
+          </w:p>
+        </w:tc>
+        <w:tc>
+          <w:tcPr>
+            <w:tcW w:type="dxa" w:w="2225"/>
+            <w:tcMar>
+              <w:top w:w="60" w:type="dxa"/>
+              <w:bottom w:w="60" w:type="dxa"/>
+              <w:left w:w="100" w:type="dxa"/>
+              <w:right w:w="100" w:type="dxa"/>
+            </w:tcMar>
+            <w:shd w:val="clear" w:color="auto" w:fill="003366"/>
+          </w:tcPr>
+          <w:p>
+            <w:pPr>
+              <w:spacing w:before="40" w:after="40"/>
+            </w:pPr>
+            <w:r>
+              <w:rPr>
+                <w:rFonts w:ascii="Calibri" w:hAnsi="Calibri"/>
+                <w:b/>
+                <w:i w:val="0"/>
+                <w:color w:val="FFFFFF"/>
+                <w:sz w:val="20"/>
+              </w:rPr>
+              <w:t>Lição</w:t>
+            </w:r>
+          </w:p>
+        </w:tc>
+        <w:tc>
+          <w:tcPr>
+            <w:tcW w:type="dxa" w:w="2225"/>
+            <w:tcMar>
+              <w:top w:w="60" w:type="dxa"/>
+              <w:bottom w:w="60" w:type="dxa"/>
+              <w:left w:w="100" w:type="dxa"/>
+              <w:right w:w="100" w:type="dxa"/>
+            </w:tcMar>
+            <w:shd w:val="clear" w:color="auto" w:fill="003366"/>
+          </w:tcPr>
+          <w:p>
+            <w:pPr>
+              <w:spacing w:before="40" w:after="40"/>
+            </w:pPr>
+            <w:r>
+              <w:rPr>
+                <w:rFonts w:ascii="Calibri" w:hAnsi="Calibri"/>
+                <w:b/>
+                <w:i w:val="0"/>
+                <w:color w:val="FFFFFF"/>
+                <w:sz w:val="20"/>
+              </w:rPr>
+              <w:t>Causa-raiz</w:t>
+            </w:r>
+          </w:p>
+        </w:tc>
+        <w:tc>
+          <w:tcPr>
+            <w:tcW w:type="dxa" w:w="2225"/>
+            <w:tcMar>
+              <w:top w:w="60" w:type="dxa"/>
+              <w:bottom w:w="60" w:type="dxa"/>
+              <w:left w:w="100" w:type="dxa"/>
+              <w:right w:w="100" w:type="dxa"/>
+            </w:tcMar>
+            <w:shd w:val="clear" w:color="auto" w:fill="003366"/>
+          </w:tcPr>
+          <w:p>
+            <w:pPr>
+              <w:spacing w:before="40" w:after="40"/>
+            </w:pPr>
+            <w:r>
+              <w:rPr>
+                <w:rFonts w:ascii="Calibri" w:hAnsi="Calibri"/>
+                <w:b/>
+                <w:i w:val="0"/>
+                <w:color w:val="FFFFFF"/>
+                <w:sz w:val="20"/>
+              </w:rPr>
+              <w:t>Impacto</w:t>
+            </w:r>
+          </w:p>
+        </w:tc>
+      </w:tr>
+      <w:tr>
+        <w:trPr>
+          <w:cantSplit w:val="1"/>
+        </w:trPr>
+        <w:tc>
+          <w:tcPr>
+            <w:tcW w:type="dxa" w:w="2225"/>
+            <w:tcMar>
+              <w:top w:w="60" w:type="dxa"/>
+              <w:bottom w:w="60" w:type="dxa"/>
+              <w:left w:w="100" w:type="dxa"/>
+              <w:right w:w="100" w:type="dxa"/>
+            </w:tcMar>
+            <w:shd w:val="clear" w:color="auto" w:fill="EBF5FB"/>
+          </w:tcPr>
+          <w:p>
+            <w:pPr>
+              <w:spacing w:before="40" w:after="40"/>
+            </w:pPr>
+            <w:r>
+              <w:rPr>
+                <w:rFonts w:ascii="Calibri" w:hAnsi="Calibri"/>
+                <w:b w:val="0"/>
+                <w:i w:val="0"/>
+                <w:sz w:val="20"/>
+              </w:rPr>
+              <w:t>LE-12</w:t>
+            </w:r>
+          </w:p>
+        </w:tc>
+        <w:tc>
+          <w:tcPr>
+            <w:tcW w:type="dxa" w:w="2225"/>
+            <w:tcMar>
+              <w:top w:w="60" w:type="dxa"/>
+              <w:bottom w:w="60" w:type="dxa"/>
+              <w:left w:w="100" w:type="dxa"/>
+              <w:right w:w="100" w:type="dxa"/>
+            </w:tcMar>
+            <w:shd w:val="clear" w:color="auto" w:fill="EBF5FB"/>
+          </w:tcPr>
+          <w:p>
+            <w:pPr>
+              <w:spacing w:before="40" w:after="40"/>
+            </w:pPr>
+            <w:r>
+              <w:rPr>
+                <w:rFonts w:ascii="Calibri" w:hAnsi="Calibri"/>
+                <w:b w:val="0"/>
+                <w:i w:val="0"/>
+                <w:sz w:val="20"/>
+              </w:rPr>
+              <w:t>A homologação end-to-end (RF-19) foi realizada via apresentação em call sem roteiro formal de aceitação; o aceite veio por e-mail sem um protocolo de sign-off estruturado</w:t>
+            </w:r>
+          </w:p>
+        </w:tc>
+        <w:tc>
+          <w:tcPr>
+            <w:tcW w:type="dxa" w:w="2225"/>
+            <w:tcMar>
+              <w:top w:w="60" w:type="dxa"/>
+              <w:bottom w:w="60" w:type="dxa"/>
+              <w:left w:w="100" w:type="dxa"/>
+              <w:right w:w="100" w:type="dxa"/>
+            </w:tcMar>
+            <w:shd w:val="clear" w:color="auto" w:fill="EBF5FB"/>
+          </w:tcPr>
+          <w:p>
+            <w:pPr>
+              <w:spacing w:before="40" w:after="40"/>
+            </w:pPr>
+            <w:r>
+              <w:rPr>
+                <w:rFonts w:ascii="Calibri" w:hAnsi="Calibri"/>
+                <w:b w:val="0"/>
+                <w:i w:val="0"/>
+                <w:sz w:val="20"/>
+              </w:rPr>
+              <w:t>Ausência de template de ata de aceite formal pré-preenchido para o cliente assinar</w:t>
+            </w:r>
+          </w:p>
+        </w:tc>
+        <w:tc>
+          <w:tcPr>
+            <w:tcW w:type="dxa" w:w="2225"/>
+            <w:tcMar>
+              <w:top w:w="60" w:type="dxa"/>
+              <w:bottom w:w="60" w:type="dxa"/>
+              <w:left w:w="100" w:type="dxa"/>
+              <w:right w:w="100" w:type="dxa"/>
+            </w:tcMar>
+            <w:shd w:val="clear" w:color="auto" w:fill="EBF5FB"/>
+          </w:tcPr>
+          <w:p>
+            <w:pPr>
+              <w:spacing w:before="40" w:after="40"/>
+            </w:pPr>
+            <w:r>
+              <w:rPr>
+                <w:rFonts w:ascii="Calibri" w:hAnsi="Calibri"/>
+                <w:b w:val="0"/>
+                <w:i w:val="0"/>
+                <w:sz w:val="20"/>
+              </w:rPr>
+              <w:t>Baixo (aceite obtido sem questionamentos)</w:t>
+            </w:r>
+          </w:p>
+        </w:tc>
+      </w:tr>
+      <w:tr>
+        <w:trPr>
+          <w:cantSplit w:val="1"/>
+        </w:trPr>
+        <w:tc>
+          <w:tcPr>
+            <w:tcW w:type="dxa" w:w="2225"/>
+            <w:tcMar>
+              <w:top w:w="60" w:type="dxa"/>
+              <w:bottom w:w="60" w:type="dxa"/>
+              <w:left w:w="100" w:type="dxa"/>
+              <w:right w:w="100" w:type="dxa"/>
+            </w:tcMar>
+          </w:tcPr>
+          <w:p>
+            <w:pPr>
+              <w:spacing w:before="40" w:after="40"/>
+            </w:pPr>
+            <w:r>
+              <w:rPr>
+                <w:rFonts w:ascii="Calibri" w:hAnsi="Calibri"/>
+                <w:b w:val="0"/>
+                <w:i w:val="0"/>
+                <w:sz w:val="20"/>
+              </w:rPr>
+              <w:t>LE-13</w:t>
+            </w:r>
+          </w:p>
+        </w:tc>
+        <w:tc>
+          <w:tcPr>
+            <w:tcW w:type="dxa" w:w="2225"/>
+            <w:tcMar>
+              <w:top w:w="60" w:type="dxa"/>
+              <w:bottom w:w="60" w:type="dxa"/>
+              <w:left w:w="100" w:type="dxa"/>
+              <w:right w:w="100" w:type="dxa"/>
+            </w:tcMar>
+          </w:tcPr>
+          <w:p>
+            <w:pPr>
+              <w:spacing w:before="40" w:after="40"/>
+            </w:pPr>
+            <w:r>
+              <w:rPr>
+                <w:rFonts w:ascii="Calibri" w:hAnsi="Calibri"/>
+                <w:b w:val="0"/>
+                <w:i w:val="0"/>
+                <w:sz w:val="20"/>
+              </w:rPr>
+              <w:t>A documentação de thresholds definitivos do Azure Monitor ficou dispersa em e-mails; não há um artefato único consolidando os valores acordados</w:t>
+            </w:r>
+          </w:p>
+        </w:tc>
+        <w:tc>
+          <w:tcPr>
+            <w:tcW w:type="dxa" w:w="2225"/>
+            <w:tcMar>
+              <w:top w:w="60" w:type="dxa"/>
+              <w:bottom w:w="60" w:type="dxa"/>
+              <w:left w:w="100" w:type="dxa"/>
+              <w:right w:w="100" w:type="dxa"/>
+            </w:tcMar>
+          </w:tcPr>
+          <w:p>
+            <w:pPr>
+              <w:spacing w:before="40" w:after="40"/>
+            </w:pPr>
+            <w:r>
+              <w:rPr>
+                <w:rFonts w:ascii="Calibri" w:hAnsi="Calibri"/>
+                <w:b w:val="0"/>
+                <w:i w:val="0"/>
+                <w:sz w:val="20"/>
+              </w:rPr>
+              <w:t>Falta de seção específica no PCP para parâmetros de monitoramento</w:t>
+            </w:r>
+          </w:p>
+        </w:tc>
+        <w:tc>
+          <w:tcPr>
+            <w:tcW w:type="dxa" w:w="2225"/>
+            <w:tcMar>
+              <w:top w:w="60" w:type="dxa"/>
+              <w:bottom w:w="60" w:type="dxa"/>
+              <w:left w:w="100" w:type="dxa"/>
+              <w:right w:w="100" w:type="dxa"/>
+            </w:tcMar>
+          </w:tcPr>
+          <w:p>
+            <w:pPr>
+              <w:spacing w:before="40" w:after="40"/>
+            </w:pPr>
+            <w:r>
+              <w:rPr>
+                <w:rFonts w:ascii="Calibri" w:hAnsi="Calibri"/>
+                <w:b w:val="0"/>
+                <w:i w:val="0"/>
+                <w:sz w:val="20"/>
+              </w:rPr>
+              <w:t>Baixo</w:t>
+            </w:r>
+          </w:p>
+        </w:tc>
+      </w:tr>
+    </w:tbl>
+    <w:p>
+      <w:pPr>
+        <w:spacing w:before="0" w:after="160"/>
+      </w:pPr>
+    </w:p>
+    <w:p>
+      <w:pPr>
+        <w:pStyle w:val="Heading2"/>
+        <w:keepNext/>
+        <w:keepLines/>
+      </w:pPr>
+      <w:r>
+        <w:t>6.3 Oportunidades de melhoria geradas pela OS-002</w:t>
+      </w:r>
+    </w:p>
+    <w:tbl>
+      <w:tblPr>
+        <w:tblW w:type="auto" w:w="0"/>
+        <w:tblLook w:firstColumn="1" w:firstRow="1" w:lastColumn="0" w:lastRow="0" w:noHBand="0" w:noVBand="1" w:val="04A0"/>
+        <w:tblBorders>
+          <w:top w:val="single" w:sz="4" w:space="0" w:color="003366"/>
+          <w:left w:val="single" w:sz="4" w:space="0" w:color="003366"/>
+          <w:bottom w:val="single" w:sz="4" w:space="0" w:color="003366"/>
+          <w:right w:val="single" w:sz="4" w:space="0" w:color="003366"/>
+          <w:insideH w:val="single" w:sz="4" w:space="0" w:color="003366"/>
+          <w:insideV w:val="single" w:sz="4" w:space="0" w:color="003366"/>
+        </w:tblBorders>
+      </w:tblPr>
+      <w:tblGrid>
+        <w:gridCol w:w="2225"/>
+        <w:gridCol w:w="2225"/>
+        <w:gridCol w:w="2225"/>
+        <w:gridCol w:w="2225"/>
+      </w:tblGrid>
+      <w:tr>
+        <w:trPr>
+          <w:cantSplit w:val="1"/>
+        </w:trPr>
+        <w:tc>
+          <w:tcPr>
+            <w:tcW w:type="dxa" w:w="2225"/>
+            <w:tcMar>
+              <w:top w:w="60" w:type="dxa"/>
+              <w:bottom w:w="60" w:type="dxa"/>
+              <w:left w:w="100" w:type="dxa"/>
+              <w:right w:w="100" w:type="dxa"/>
+            </w:tcMar>
+            <w:shd w:val="clear" w:color="auto" w:fill="003366"/>
+          </w:tcPr>
+          <w:p>
+            <w:pPr>
+              <w:spacing w:before="40" w:after="40"/>
+            </w:pPr>
+            <w:r>
+              <w:rPr>
+                <w:rFonts w:ascii="Calibri" w:hAnsi="Calibri"/>
+                <w:b/>
+                <w:i w:val="0"/>
+                <w:color w:val="FFFFFF"/>
+                <w:sz w:val="20"/>
+              </w:rPr>
+              <w:t>#</w:t>
+            </w:r>
+          </w:p>
+        </w:tc>
+        <w:tc>
+          <w:tcPr>
+            <w:tcW w:type="dxa" w:w="2225"/>
+            <w:tcMar>
+              <w:top w:w="60" w:type="dxa"/>
+              <w:bottom w:w="60" w:type="dxa"/>
+              <w:left w:w="100" w:type="dxa"/>
+              <w:right w:w="100" w:type="dxa"/>
+            </w:tcMar>
+            <w:shd w:val="clear" w:color="auto" w:fill="003366"/>
+          </w:tcPr>
+          <w:p>
+            <w:pPr>
+              <w:spacing w:before="40" w:after="40"/>
+            </w:pPr>
+            <w:r>
+              <w:rPr>
+                <w:rFonts w:ascii="Calibri" w:hAnsi="Calibri"/>
+                <w:b/>
+                <w:i w:val="0"/>
+                <w:color w:val="FFFFFF"/>
+                <w:sz w:val="20"/>
+              </w:rPr>
+              <w:t>Oportunidade</w:t>
+            </w:r>
+          </w:p>
+        </w:tc>
+        <w:tc>
+          <w:tcPr>
+            <w:tcW w:type="dxa" w:w="2225"/>
+            <w:tcMar>
+              <w:top w:w="60" w:type="dxa"/>
+              <w:bottom w:w="60" w:type="dxa"/>
+              <w:left w:w="100" w:type="dxa"/>
+              <w:right w:w="100" w:type="dxa"/>
+            </w:tcMar>
+            <w:shd w:val="clear" w:color="auto" w:fill="003366"/>
+          </w:tcPr>
+          <w:p>
+            <w:pPr>
+              <w:spacing w:before="40" w:after="40"/>
+            </w:pPr>
+            <w:r>
+              <w:rPr>
+                <w:rFonts w:ascii="Calibri" w:hAnsi="Calibri"/>
+                <w:b/>
+                <w:i w:val="0"/>
+                <w:color w:val="FFFFFF"/>
+                <w:sz w:val="20"/>
+              </w:rPr>
+              <w:t>Área afetada</w:t>
+            </w:r>
+          </w:p>
+        </w:tc>
+        <w:tc>
+          <w:tcPr>
+            <w:tcW w:type="dxa" w:w="2225"/>
+            <w:tcMar>
+              <w:top w:w="60" w:type="dxa"/>
+              <w:bottom w:w="60" w:type="dxa"/>
+              <w:left w:w="100" w:type="dxa"/>
+              <w:right w:w="100" w:type="dxa"/>
+            </w:tcMar>
+            <w:shd w:val="clear" w:color="auto" w:fill="003366"/>
+          </w:tcPr>
+          <w:p>
+            <w:pPr>
+              <w:spacing w:before="40" w:after="40"/>
+            </w:pPr>
+            <w:r>
+              <w:rPr>
+                <w:rFonts w:ascii="Calibri" w:hAnsi="Calibri"/>
+                <w:b/>
+                <w:i w:val="0"/>
+                <w:color w:val="FFFFFF"/>
+                <w:sz w:val="20"/>
+              </w:rPr>
+              <w:t>Prioridade</w:t>
+            </w:r>
+          </w:p>
+        </w:tc>
+      </w:tr>
+      <w:tr>
+        <w:trPr>
+          <w:cantSplit w:val="1"/>
+        </w:trPr>
+        <w:tc>
+          <w:tcPr>
+            <w:tcW w:type="dxa" w:w="2225"/>
+            <w:tcMar>
+              <w:top w:w="60" w:type="dxa"/>
+              <w:bottom w:w="60" w:type="dxa"/>
+              <w:left w:w="100" w:type="dxa"/>
+              <w:right w:w="100" w:type="dxa"/>
+            </w:tcMar>
+            <w:shd w:val="clear" w:color="auto" w:fill="EBF5FB"/>
+          </w:tcPr>
+          <w:p>
+            <w:pPr>
+              <w:spacing w:before="40" w:after="40"/>
+            </w:pPr>
+            <w:r>
+              <w:rPr>
+                <w:rFonts w:ascii="Calibri" w:hAnsi="Calibri"/>
+                <w:b w:val="0"/>
+                <w:i w:val="0"/>
+                <w:sz w:val="20"/>
+              </w:rPr>
+              <w:t>OM-05</w:t>
+            </w:r>
+          </w:p>
+        </w:tc>
+        <w:tc>
+          <w:tcPr>
+            <w:tcW w:type="dxa" w:w="2225"/>
+            <w:tcMar>
+              <w:top w:w="60" w:type="dxa"/>
+              <w:bottom w:w="60" w:type="dxa"/>
+              <w:left w:w="100" w:type="dxa"/>
+              <w:right w:w="100" w:type="dxa"/>
+            </w:tcMar>
+            <w:shd w:val="clear" w:color="auto" w:fill="EBF5FB"/>
+          </w:tcPr>
+          <w:p>
+            <w:pPr>
+              <w:spacing w:before="40" w:after="40"/>
+            </w:pPr>
+            <w:r>
+              <w:rPr>
+                <w:rFonts w:ascii="Calibri" w:hAnsi="Calibri"/>
+                <w:b w:val="0"/>
+                <w:i w:val="0"/>
+                <w:sz w:val="20"/>
+              </w:rPr>
+              <w:t>Criar template de ata de aceite pré-preenchido (check-list de entregáveis + campo de assinatura/e-mail de DE ACORDO) para uso padrão em projetos de configuração</w:t>
+            </w:r>
+          </w:p>
+        </w:tc>
+        <w:tc>
+          <w:tcPr>
+            <w:tcW w:type="dxa" w:w="2225"/>
+            <w:tcMar>
+              <w:top w:w="60" w:type="dxa"/>
+              <w:bottom w:w="60" w:type="dxa"/>
+              <w:left w:w="100" w:type="dxa"/>
+              <w:right w:w="100" w:type="dxa"/>
+            </w:tcMar>
+            <w:shd w:val="clear" w:color="auto" w:fill="EBF5FB"/>
+          </w:tcPr>
+          <w:p>
+            <w:pPr>
+              <w:spacing w:before="40" w:after="40"/>
+            </w:pPr>
+            <w:r>
+              <w:rPr>
+                <w:rFonts w:ascii="Calibri" w:hAnsi="Calibri"/>
+                <w:b w:val="0"/>
+                <w:i w:val="0"/>
+                <w:sz w:val="20"/>
+              </w:rPr>
+              <w:t>Encerramento de projetos</w:t>
+            </w:r>
+          </w:p>
+        </w:tc>
+        <w:tc>
+          <w:tcPr>
+            <w:tcW w:type="dxa" w:w="2225"/>
+            <w:tcMar>
+              <w:top w:w="60" w:type="dxa"/>
+              <w:bottom w:w="60" w:type="dxa"/>
+              <w:left w:w="100" w:type="dxa"/>
+              <w:right w:w="100" w:type="dxa"/>
+            </w:tcMar>
+            <w:shd w:val="clear" w:color="auto" w:fill="EBF5FB"/>
+          </w:tcPr>
+          <w:p>
+            <w:pPr>
+              <w:spacing w:before="40" w:after="40"/>
+            </w:pPr>
+            <w:r>
+              <w:rPr>
+                <w:rFonts w:ascii="Calibri" w:hAnsi="Calibri"/>
+                <w:b w:val="0"/>
+                <w:i w:val="0"/>
+                <w:sz w:val="20"/>
+              </w:rPr>
+              <w:t>Alta</w:t>
+            </w:r>
+          </w:p>
+        </w:tc>
+      </w:tr>
+      <w:tr>
+        <w:trPr>
+          <w:cantSplit w:val="1"/>
+        </w:trPr>
+        <w:tc>
+          <w:tcPr>
+            <w:tcW w:type="dxa" w:w="2225"/>
+            <w:tcMar>
+              <w:top w:w="60" w:type="dxa"/>
+              <w:bottom w:w="60" w:type="dxa"/>
+              <w:left w:w="100" w:type="dxa"/>
+              <w:right w:w="100" w:type="dxa"/>
+            </w:tcMar>
+          </w:tcPr>
+          <w:p>
+            <w:pPr>
+              <w:spacing w:before="40" w:after="40"/>
+            </w:pPr>
+            <w:r>
+              <w:rPr>
+                <w:rFonts w:ascii="Calibri" w:hAnsi="Calibri"/>
+                <w:b w:val="0"/>
+                <w:i w:val="0"/>
+                <w:sz w:val="20"/>
+              </w:rPr>
+              <w:t>OM-06</w:t>
+            </w:r>
+          </w:p>
+        </w:tc>
+        <w:tc>
+          <w:tcPr>
+            <w:tcW w:type="dxa" w:w="2225"/>
+            <w:tcMar>
+              <w:top w:w="60" w:type="dxa"/>
+              <w:bottom w:w="60" w:type="dxa"/>
+              <w:left w:w="100" w:type="dxa"/>
+              <w:right w:w="100" w:type="dxa"/>
+            </w:tcMar>
+          </w:tcPr>
+          <w:p>
+            <w:pPr>
+              <w:spacing w:before="40" w:after="40"/>
+            </w:pPr>
+            <w:r>
+              <w:rPr>
+                <w:rFonts w:ascii="Calibri" w:hAnsi="Calibri"/>
+                <w:b w:val="0"/>
+                <w:i w:val="0"/>
+                <w:sz w:val="20"/>
+              </w:rPr>
+              <w:t>Incluir seção de parâmetros de monitoramento e alertas no template de PCP para projetos Azure, consolidando os thresholds acordados com o cliente antes da sprint</w:t>
+            </w:r>
+          </w:p>
+        </w:tc>
+        <w:tc>
+          <w:tcPr>
+            <w:tcW w:type="dxa" w:w="2225"/>
+            <w:tcMar>
+              <w:top w:w="60" w:type="dxa"/>
+              <w:bottom w:w="60" w:type="dxa"/>
+              <w:left w:w="100" w:type="dxa"/>
+              <w:right w:w="100" w:type="dxa"/>
+            </w:tcMar>
+          </w:tcPr>
+          <w:p>
+            <w:pPr>
+              <w:spacing w:before="40" w:after="40"/>
+            </w:pPr>
+            <w:r>
+              <w:rPr>
+                <w:rFonts w:ascii="Calibri" w:hAnsi="Calibri"/>
+                <w:b w:val="0"/>
+                <w:i w:val="0"/>
+                <w:sz w:val="20"/>
+              </w:rPr>
+              <w:t>Design de projeto</w:t>
+            </w:r>
+          </w:p>
+        </w:tc>
+        <w:tc>
+          <w:tcPr>
+            <w:tcW w:type="dxa" w:w="2225"/>
+            <w:tcMar>
+              <w:top w:w="60" w:type="dxa"/>
+              <w:bottom w:w="60" w:type="dxa"/>
+              <w:left w:w="100" w:type="dxa"/>
+              <w:right w:w="100" w:type="dxa"/>
+            </w:tcMar>
+          </w:tcPr>
+          <w:p>
+            <w:pPr>
+              <w:spacing w:before="40" w:after="40"/>
+            </w:pPr>
+            <w:r>
+              <w:rPr>
+                <w:rFonts w:ascii="Calibri" w:hAnsi="Calibri"/>
+                <w:b w:val="0"/>
+                <w:i w:val="0"/>
+                <w:sz w:val="20"/>
+              </w:rPr>
+              <w:t>Média</w:t>
+            </w:r>
+          </w:p>
+        </w:tc>
+      </w:tr>
+    </w:tbl>
+    <w:p>
+      <w:pPr>
+        <w:spacing w:before="0" w:after="160"/>
+      </w:pPr>
+    </w:p>
+    <w:p>
+      <w:pPr>
+        <w:pStyle w:val="Heading1"/>
+        <w:keepNext/>
+        <w:keepLines/>
+        <w:pBdr>
+          <w:bottom w:val="single" w:sz="4" w:space="2" w:color="D6E4F0"/>
+        </w:pBdr>
+      </w:pPr>
+      <w:r>
         <w:t>Histórico de revisões</w:t>
       </w:r>
     </w:p>
@@ -2278,6 +3461,112 @@
           </w:p>
         </w:tc>
       </w:tr>
+      <w:tr>
+        <w:trPr>
+          <w:cantSplit w:val="1"/>
+        </w:trPr>
+        <w:tc>
+          <w:tcPr>
+            <w:tcW w:type="dxa" w:w="2225"/>
+            <w:tcMar>
+              <w:top w:w="60" w:type="dxa"/>
+              <w:bottom w:w="60" w:type="dxa"/>
+              <w:left w:w="100" w:type="dxa"/>
+              <w:right w:w="100" w:type="dxa"/>
+            </w:tcMar>
+            <w:shd w:val="clear" w:color="auto" w:fill="F0F4F8"/>
+          </w:tcPr>
+          <w:p>
+            <w:pPr>
+              <w:spacing w:before="40" w:after="40"/>
+            </w:pPr>
+            <w:r>
+              <w:rPr>
+                <w:rFonts w:ascii="Calibri" w:hAnsi="Calibri"/>
+                <w:b/>
+                <w:i w:val="0"/>
+                <w:sz w:val="20"/>
+              </w:rPr>
+              <w:t>1.1</w:t>
+            </w:r>
+          </w:p>
+        </w:tc>
+        <w:tc>
+          <w:tcPr>
+            <w:tcW w:type="dxa" w:w="2225"/>
+            <w:tcMar>
+              <w:top w:w="60" w:type="dxa"/>
+              <w:bottom w:w="60" w:type="dxa"/>
+              <w:left w:w="100" w:type="dxa"/>
+              <w:right w:w="100" w:type="dxa"/>
+            </w:tcMar>
+          </w:tcPr>
+          <w:p>
+            <w:pPr>
+              <w:spacing w:before="40" w:after="40"/>
+            </w:pPr>
+            <w:r>
+              <w:rPr>
+                <w:rFonts w:ascii="Calibri" w:hAnsi="Calibri"/>
+                <w:b w:val="0"/>
+                <w:i w:val="0"/>
+                <w:sz w:val="20"/>
+              </w:rPr>
+              <w:t>10/06/2026</w:t>
+            </w:r>
+          </w:p>
+        </w:tc>
+        <w:tc>
+          <w:tcPr>
+            <w:tcW w:type="dxa" w:w="2225"/>
+            <w:tcMar>
+              <w:top w:w="60" w:type="dxa"/>
+              <w:bottom w:w="60" w:type="dxa"/>
+              <w:left w:w="100" w:type="dxa"/>
+              <w:right w:w="100" w:type="dxa"/>
+            </w:tcMar>
+          </w:tcPr>
+          <w:p>
+            <w:pPr>
+              <w:spacing w:before="40" w:after="40"/>
+            </w:pPr>
+            <w:r>
+              <w:rPr>
+                <w:rFonts w:ascii="Calibri" w:hAnsi="Calibri"/>
+                <w:b w:val="0"/>
+                <w:i w:val="0"/>
+                <w:sz w:val="20"/>
+              </w:rPr>
+              <w:t>Time de Melhoria Contínua</w:t>
+            </w:r>
+          </w:p>
+        </w:tc>
+        <w:tc>
+          <w:tcPr>
+            <w:tcW w:type="dxa" w:w="2225"/>
+            <w:tcMar>
+              <w:top w:w="60" w:type="dxa"/>
+              <w:bottom w:w="60" w:type="dxa"/>
+              <w:left w:w="100" w:type="dxa"/>
+              <w:right w:w="100" w:type="dxa"/>
+            </w:tcMar>
+          </w:tcPr>
+          <w:p>
+            <w:pPr>
+              <w:spacing w:before="40" w:after="40"/>
+            </w:pPr>
+            <w:r>
+              <w:rPr>
+                <w:rFonts w:ascii="Calibri" w:hAnsi="Calibri"/>
+                <w:b w:val="0"/>
+                <w:i w:val="0"/>
+                <w:sz w:val="20"/>
+              </w:rPr>
+              <w:t>Adição das lições da OS-002 (§6) após encerramento do projeto</w:t>
+            </w:r>
+          </w:p>
+        </w:tc>
+      </w:tr>
     </w:tbl>
     <w:p>
       <w:pPr>
@@ -2318,7 +3607,7 @@
         <w:color w:val="555555"/>
         <w:sz w:val="16"/>
       </w:rPr>
-      <w:t>vData  ·  07/05/2026</w:t>
+      <w:t>vData  ·  10/06/2026</w:t>
     </w:r>
     <w:r>
       <w:tab/>
@@ -2380,7 +3669,7 @@
         <w:color w:val="555555"/>
         <w:sz w:val="16"/>
       </w:rPr>
-      <w:t>vData  ·  07/05/2026</w:t>
+      <w:t>vData  ·  10/06/2026</w:t>
     </w:r>
     <w:r>
       <w:tab/>

--- a/mps-nivel-c/oficial/04_registros/FTGASMIG_Governanca-APIs/GASMIG02_Fundacao-Tecnologica/LI-GASMIG02-001_Licoes-Aprendidas.docx
+++ b/mps-nivel-c/oficial/04_registros/FTGASMIG_Governanca-APIs/GASMIG02_Fundacao-Tecnologica/LI-GASMIG02-001_Licoes-Aprendidas.docx
@@ -34,7 +34,7 @@
           <w:color w:val="555555"/>
           <w:sz w:val="20"/>
         </w:rPr>
-        <w:t>LI-GASMIG02-001   ·   Versão Data   ·   10/06/2026   ·   Timeware Brasil</w:t>
+        <w:t>LI-GASMIG02-001   ·   Versão Data   ·   11/06/2026   ·   Timeware Brasil</w:t>
       </w:r>
     </w:p>
     <w:p>
@@ -226,7 +226,7 @@
                 <w:i w:val="0"/>
                 <w:sz w:val="20"/>
               </w:rPr>
-              <w:t>1.1</w:t>
+              <w:t>1.2</w:t>
             </w:r>
           </w:p>
         </w:tc>
@@ -282,7 +282,7 @@
                 <w:i w:val="0"/>
                 <w:sz w:val="20"/>
               </w:rPr>
-              <w:t>10/06/2026</w:t>
+              <w:t>11/06/2026</w:t>
             </w:r>
           </w:p>
         </w:tc>
@@ -1438,10 +1438,11 @@
         </w:tblBorders>
       </w:tblPr>
       <w:tblGrid>
-        <w:gridCol w:w="2225"/>
-        <w:gridCol w:w="2225"/>
-        <w:gridCol w:w="2225"/>
-        <w:gridCol w:w="2225"/>
+        <w:gridCol w:w="1780"/>
+        <w:gridCol w:w="1780"/>
+        <w:gridCol w:w="1780"/>
+        <w:gridCol w:w="1780"/>
+        <w:gridCol w:w="1780"/>
       </w:tblGrid>
       <w:tr>
         <w:trPr>
@@ -1449,7 +1450,7 @@
         </w:trPr>
         <w:tc>
           <w:tcPr>
-            <w:tcW w:type="dxa" w:w="2225"/>
+            <w:tcW w:type="dxa" w:w="1780"/>
             <w:tcMar>
               <w:top w:w="60" w:type="dxa"/>
               <w:bottom w:w="60" w:type="dxa"/>
@@ -1476,7 +1477,7 @@
         </w:tc>
         <w:tc>
           <w:tcPr>
-            <w:tcW w:type="dxa" w:w="2225"/>
+            <w:tcW w:type="dxa" w:w="1780"/>
             <w:tcMar>
               <w:top w:w="60" w:type="dxa"/>
               <w:bottom w:w="60" w:type="dxa"/>
@@ -1503,7 +1504,7 @@
         </w:tc>
         <w:tc>
           <w:tcPr>
-            <w:tcW w:type="dxa" w:w="2225"/>
+            <w:tcW w:type="dxa" w:w="1780"/>
             <w:tcMar>
               <w:top w:w="60" w:type="dxa"/>
               <w:bottom w:w="60" w:type="dxa"/>
@@ -1530,7 +1531,7 @@
         </w:tc>
         <w:tc>
           <w:tcPr>
-            <w:tcW w:type="dxa" w:w="2225"/>
+            <w:tcW w:type="dxa" w:w="1780"/>
             <w:tcMar>
               <w:top w:w="60" w:type="dxa"/>
               <w:bottom w:w="60" w:type="dxa"/>
@@ -1555,6 +1556,33 @@
             </w:r>
           </w:p>
         </w:tc>
+        <w:tc>
+          <w:tcPr>
+            <w:tcW w:type="dxa" w:w="1780"/>
+            <w:tcMar>
+              <w:top w:w="60" w:type="dxa"/>
+              <w:bottom w:w="60" w:type="dxa"/>
+              <w:left w:w="100" w:type="dxa"/>
+              <w:right w:w="100" w:type="dxa"/>
+            </w:tcMar>
+            <w:shd w:val="clear" w:color="auto" w:fill="003366"/>
+          </w:tcPr>
+          <w:p>
+            <w:pPr>
+              <w:spacing w:before="40" w:after="40"/>
+            </w:pPr>
+            <w:r>
+              <w:rPr>
+                <w:rFonts w:ascii="Calibri" w:hAnsi="Calibri"/>
+                <w:b/>
+                <w:i w:val="0"/>
+                <w:color w:val="FFFFFF"/>
+                <w:sz w:val="20"/>
+              </w:rPr>
+              <w:t>Origem</w:t>
+            </w:r>
+          </w:p>
+        </w:tc>
       </w:tr>
       <w:tr>
         <w:trPr>
@@ -1562,7 +1590,7 @@
         </w:trPr>
         <w:tc>
           <w:tcPr>
-            <w:tcW w:type="dxa" w:w="2225"/>
+            <w:tcW w:type="dxa" w:w="1780"/>
             <w:tcMar>
               <w:top w:w="60" w:type="dxa"/>
               <w:bottom w:w="60" w:type="dxa"/>
@@ -1588,7 +1616,7 @@
         </w:tc>
         <w:tc>
           <w:tcPr>
-            <w:tcW w:type="dxa" w:w="2225"/>
+            <w:tcW w:type="dxa" w:w="1780"/>
             <w:tcMar>
               <w:top w:w="60" w:type="dxa"/>
               <w:bottom w:w="60" w:type="dxa"/>
@@ -1614,7 +1642,7 @@
         </w:tc>
         <w:tc>
           <w:tcPr>
-            <w:tcW w:type="dxa" w:w="2225"/>
+            <w:tcW w:type="dxa" w:w="1780"/>
             <w:tcMar>
               <w:top w:w="60" w:type="dxa"/>
               <w:bottom w:w="60" w:type="dxa"/>
@@ -1640,7 +1668,7 @@
         </w:tc>
         <w:tc>
           <w:tcPr>
-            <w:tcW w:type="dxa" w:w="2225"/>
+            <w:tcW w:type="dxa" w:w="1780"/>
             <w:tcMar>
               <w:top w:w="60" w:type="dxa"/>
               <w:bottom w:w="60" w:type="dxa"/>
@@ -1664,6 +1692,32 @@
             </w:r>
           </w:p>
         </w:tc>
+        <w:tc>
+          <w:tcPr>
+            <w:tcW w:type="dxa" w:w="1780"/>
+            <w:tcMar>
+              <w:top w:w="60" w:type="dxa"/>
+              <w:bottom w:w="60" w:type="dxa"/>
+              <w:left w:w="100" w:type="dxa"/>
+              <w:right w:w="100" w:type="dxa"/>
+            </w:tcMar>
+            <w:shd w:val="clear" w:color="auto" w:fill="EBF5FB"/>
+          </w:tcPr>
+          <w:p>
+            <w:pPr>
+              <w:spacing w:before="40" w:after="40"/>
+            </w:pPr>
+            <w:r>
+              <w:rPr>
+                <w:rFonts w:ascii="Calibri" w:hAnsi="Calibri"/>
+                <w:b w:val="0"/>
+                <w:i w:val="0"/>
+                <w:sz w:val="20"/>
+              </w:rPr>
+              <w:t>LE-05 — Retrospectiva OS-001 (GQA-GASMIG02-001 §2.1, 07/05/2026)</w:t>
+            </w:r>
+          </w:p>
+        </w:tc>
       </w:tr>
       <w:tr>
         <w:trPr>
@@ -1671,7 +1725,7 @@
         </w:trPr>
         <w:tc>
           <w:tcPr>
-            <w:tcW w:type="dxa" w:w="2225"/>
+            <w:tcW w:type="dxa" w:w="1780"/>
             <w:tcMar>
               <w:top w:w="60" w:type="dxa"/>
               <w:bottom w:w="60" w:type="dxa"/>
@@ -1696,7 +1750,7 @@
         </w:tc>
         <w:tc>
           <w:tcPr>
-            <w:tcW w:type="dxa" w:w="2225"/>
+            <w:tcW w:type="dxa" w:w="1780"/>
             <w:tcMar>
               <w:top w:w="60" w:type="dxa"/>
               <w:bottom w:w="60" w:type="dxa"/>
@@ -1721,7 +1775,7 @@
         </w:tc>
         <w:tc>
           <w:tcPr>
-            <w:tcW w:type="dxa" w:w="2225"/>
+            <w:tcW w:type="dxa" w:w="1780"/>
             <w:tcMar>
               <w:top w:w="60" w:type="dxa"/>
               <w:bottom w:w="60" w:type="dxa"/>
@@ -1746,7 +1800,7 @@
         </w:tc>
         <w:tc>
           <w:tcPr>
-            <w:tcW w:type="dxa" w:w="2225"/>
+            <w:tcW w:type="dxa" w:w="1780"/>
             <w:tcMar>
               <w:top w:w="60" w:type="dxa"/>
               <w:bottom w:w="60" w:type="dxa"/>
@@ -1769,6 +1823,31 @@
             </w:r>
           </w:p>
         </w:tc>
+        <w:tc>
+          <w:tcPr>
+            <w:tcW w:type="dxa" w:w="1780"/>
+            <w:tcMar>
+              <w:top w:w="60" w:type="dxa"/>
+              <w:bottom w:w="60" w:type="dxa"/>
+              <w:left w:w="100" w:type="dxa"/>
+              <w:right w:w="100" w:type="dxa"/>
+            </w:tcMar>
+          </w:tcPr>
+          <w:p>
+            <w:pPr>
+              <w:spacing w:before="40" w:after="40"/>
+            </w:pPr>
+            <w:r>
+              <w:rPr>
+                <w:rFonts w:ascii="Calibri" w:hAnsi="Calibri"/>
+                <w:b w:val="0"/>
+                <w:i w:val="0"/>
+                <w:sz w:val="20"/>
+              </w:rPr>
+              <w:t>LE-06 — Retrospectiva OS-001 (GQA-GASMIG02-001 §2.1, 07/05/2026)</w:t>
+            </w:r>
+          </w:p>
+        </w:tc>
       </w:tr>
       <w:tr>
         <w:trPr>
@@ -1776,7 +1855,7 @@
         </w:trPr>
         <w:tc>
           <w:tcPr>
-            <w:tcW w:type="dxa" w:w="2225"/>
+            <w:tcW w:type="dxa" w:w="1780"/>
             <w:tcMar>
               <w:top w:w="60" w:type="dxa"/>
               <w:bottom w:w="60" w:type="dxa"/>
@@ -1802,7 +1881,7 @@
         </w:tc>
         <w:tc>
           <w:tcPr>
-            <w:tcW w:type="dxa" w:w="2225"/>
+            <w:tcW w:type="dxa" w:w="1780"/>
             <w:tcMar>
               <w:top w:w="60" w:type="dxa"/>
               <w:bottom w:w="60" w:type="dxa"/>
@@ -1828,7 +1907,7 @@
         </w:tc>
         <w:tc>
           <w:tcPr>
-            <w:tcW w:type="dxa" w:w="2225"/>
+            <w:tcW w:type="dxa" w:w="1780"/>
             <w:tcMar>
               <w:top w:w="60" w:type="dxa"/>
               <w:bottom w:w="60" w:type="dxa"/>
@@ -1854,7 +1933,7 @@
         </w:tc>
         <w:tc>
           <w:tcPr>
-            <w:tcW w:type="dxa" w:w="2225"/>
+            <w:tcW w:type="dxa" w:w="1780"/>
             <w:tcMar>
               <w:top w:w="60" w:type="dxa"/>
               <w:bottom w:w="60" w:type="dxa"/>
@@ -1878,6 +1957,32 @@
             </w:r>
           </w:p>
         </w:tc>
+        <w:tc>
+          <w:tcPr>
+            <w:tcW w:type="dxa" w:w="1780"/>
+            <w:tcMar>
+              <w:top w:w="60" w:type="dxa"/>
+              <w:bottom w:w="60" w:type="dxa"/>
+              <w:left w:w="100" w:type="dxa"/>
+              <w:right w:w="100" w:type="dxa"/>
+            </w:tcMar>
+            <w:shd w:val="clear" w:color="auto" w:fill="EBF5FB"/>
+          </w:tcPr>
+          <w:p>
+            <w:pPr>
+              <w:spacing w:before="40" w:after="40"/>
+            </w:pPr>
+            <w:r>
+              <w:rPr>
+                <w:rFonts w:ascii="Calibri" w:hAnsi="Calibri"/>
+                <w:b w:val="0"/>
+                <w:i w:val="0"/>
+                <w:sz w:val="20"/>
+              </w:rPr>
+              <w:t>LE-07 — Retrospectiva OS-001</w:t>
+            </w:r>
+          </w:p>
+        </w:tc>
       </w:tr>
       <w:tr>
         <w:trPr>
@@ -1885,7 +1990,7 @@
         </w:trPr>
         <w:tc>
           <w:tcPr>
-            <w:tcW w:type="dxa" w:w="2225"/>
+            <w:tcW w:type="dxa" w:w="1780"/>
             <w:tcMar>
               <w:top w:w="60" w:type="dxa"/>
               <w:bottom w:w="60" w:type="dxa"/>
@@ -1910,7 +2015,7 @@
         </w:tc>
         <w:tc>
           <w:tcPr>
-            <w:tcW w:type="dxa" w:w="2225"/>
+            <w:tcW w:type="dxa" w:w="1780"/>
             <w:tcMar>
               <w:top w:w="60" w:type="dxa"/>
               <w:bottom w:w="60" w:type="dxa"/>
@@ -1935,7 +2040,7 @@
         </w:tc>
         <w:tc>
           <w:tcPr>
-            <w:tcW w:type="dxa" w:w="2225"/>
+            <w:tcW w:type="dxa" w:w="1780"/>
             <w:tcMar>
               <w:top w:w="60" w:type="dxa"/>
               <w:bottom w:w="60" w:type="dxa"/>
@@ -1960,7 +2065,7 @@
         </w:tc>
         <w:tc>
           <w:tcPr>
-            <w:tcW w:type="dxa" w:w="2225"/>
+            <w:tcW w:type="dxa" w:w="1780"/>
             <w:tcMar>
               <w:top w:w="60" w:type="dxa"/>
               <w:bottom w:w="60" w:type="dxa"/>
@@ -1980,6 +2085,31 @@
                 <w:sz w:val="20"/>
               </w:rPr>
               <w:t>Baixa</w:t>
+            </w:r>
+          </w:p>
+        </w:tc>
+        <w:tc>
+          <w:tcPr>
+            <w:tcW w:type="dxa" w:w="1780"/>
+            <w:tcMar>
+              <w:top w:w="60" w:type="dxa"/>
+              <w:bottom w:w="60" w:type="dxa"/>
+              <w:left w:w="100" w:type="dxa"/>
+              <w:right w:w="100" w:type="dxa"/>
+            </w:tcMar>
+          </w:tcPr>
+          <w:p>
+            <w:pPr>
+              <w:spacing w:before="40" w:after="40"/>
+            </w:pPr>
+            <w:r>
+              <w:rPr>
+                <w:rFonts w:ascii="Calibri" w:hAnsi="Calibri"/>
+                <w:b w:val="0"/>
+                <w:i w:val="0"/>
+                <w:sz w:val="20"/>
+              </w:rPr>
+              <w:t>LE-03 — Boa prática identificada OS-001 (§2)</w:t>
             </w:r>
           </w:p>
         </w:tc>
@@ -2876,10 +3006,11 @@
         </w:tblBorders>
       </w:tblPr>
       <w:tblGrid>
-        <w:gridCol w:w="2225"/>
-        <w:gridCol w:w="2225"/>
-        <w:gridCol w:w="2225"/>
-        <w:gridCol w:w="2225"/>
+        <w:gridCol w:w="1780"/>
+        <w:gridCol w:w="1780"/>
+        <w:gridCol w:w="1780"/>
+        <w:gridCol w:w="1780"/>
+        <w:gridCol w:w="1780"/>
       </w:tblGrid>
       <w:tr>
         <w:trPr>
@@ -2887,7 +3018,7 @@
         </w:trPr>
         <w:tc>
           <w:tcPr>
-            <w:tcW w:type="dxa" w:w="2225"/>
+            <w:tcW w:type="dxa" w:w="1780"/>
             <w:tcMar>
               <w:top w:w="60" w:type="dxa"/>
               <w:bottom w:w="60" w:type="dxa"/>
@@ -2914,7 +3045,7 @@
         </w:tc>
         <w:tc>
           <w:tcPr>
-            <w:tcW w:type="dxa" w:w="2225"/>
+            <w:tcW w:type="dxa" w:w="1780"/>
             <w:tcMar>
               <w:top w:w="60" w:type="dxa"/>
               <w:bottom w:w="60" w:type="dxa"/>
@@ -2941,7 +3072,7 @@
         </w:tc>
         <w:tc>
           <w:tcPr>
-            <w:tcW w:type="dxa" w:w="2225"/>
+            <w:tcW w:type="dxa" w:w="1780"/>
             <w:tcMar>
               <w:top w:w="60" w:type="dxa"/>
               <w:bottom w:w="60" w:type="dxa"/>
@@ -2968,7 +3099,7 @@
         </w:tc>
         <w:tc>
           <w:tcPr>
-            <w:tcW w:type="dxa" w:w="2225"/>
+            <w:tcW w:type="dxa" w:w="1780"/>
             <w:tcMar>
               <w:top w:w="60" w:type="dxa"/>
               <w:bottom w:w="60" w:type="dxa"/>
@@ -2993,6 +3124,33 @@
             </w:r>
           </w:p>
         </w:tc>
+        <w:tc>
+          <w:tcPr>
+            <w:tcW w:type="dxa" w:w="1780"/>
+            <w:tcMar>
+              <w:top w:w="60" w:type="dxa"/>
+              <w:bottom w:w="60" w:type="dxa"/>
+              <w:left w:w="100" w:type="dxa"/>
+              <w:right w:w="100" w:type="dxa"/>
+            </w:tcMar>
+            <w:shd w:val="clear" w:color="auto" w:fill="003366"/>
+          </w:tcPr>
+          <w:p>
+            <w:pPr>
+              <w:spacing w:before="40" w:after="40"/>
+            </w:pPr>
+            <w:r>
+              <w:rPr>
+                <w:rFonts w:ascii="Calibri" w:hAnsi="Calibri"/>
+                <w:b/>
+                <w:i w:val="0"/>
+                <w:color w:val="FFFFFF"/>
+                <w:sz w:val="20"/>
+              </w:rPr>
+              <w:t>Origem</w:t>
+            </w:r>
+          </w:p>
+        </w:tc>
       </w:tr>
       <w:tr>
         <w:trPr>
@@ -3000,7 +3158,7 @@
         </w:trPr>
         <w:tc>
           <w:tcPr>
-            <w:tcW w:type="dxa" w:w="2225"/>
+            <w:tcW w:type="dxa" w:w="1780"/>
             <w:tcMar>
               <w:top w:w="60" w:type="dxa"/>
               <w:bottom w:w="60" w:type="dxa"/>
@@ -3026,7 +3184,7 @@
         </w:tc>
         <w:tc>
           <w:tcPr>
-            <w:tcW w:type="dxa" w:w="2225"/>
+            <w:tcW w:type="dxa" w:w="1780"/>
             <w:tcMar>
               <w:top w:w="60" w:type="dxa"/>
               <w:bottom w:w="60" w:type="dxa"/>
@@ -3052,7 +3210,7 @@
         </w:tc>
         <w:tc>
           <w:tcPr>
-            <w:tcW w:type="dxa" w:w="2225"/>
+            <w:tcW w:type="dxa" w:w="1780"/>
             <w:tcMar>
               <w:top w:w="60" w:type="dxa"/>
               <w:bottom w:w="60" w:type="dxa"/>
@@ -3078,7 +3236,7 @@
         </w:tc>
         <w:tc>
           <w:tcPr>
-            <w:tcW w:type="dxa" w:w="2225"/>
+            <w:tcW w:type="dxa" w:w="1780"/>
             <w:tcMar>
               <w:top w:w="60" w:type="dxa"/>
               <w:bottom w:w="60" w:type="dxa"/>
@@ -3102,6 +3260,32 @@
             </w:r>
           </w:p>
         </w:tc>
+        <w:tc>
+          <w:tcPr>
+            <w:tcW w:type="dxa" w:w="1780"/>
+            <w:tcMar>
+              <w:top w:w="60" w:type="dxa"/>
+              <w:bottom w:w="60" w:type="dxa"/>
+              <w:left w:w="100" w:type="dxa"/>
+              <w:right w:w="100" w:type="dxa"/>
+            </w:tcMar>
+            <w:shd w:val="clear" w:color="auto" w:fill="EBF5FB"/>
+          </w:tcPr>
+          <w:p>
+            <w:pPr>
+              <w:spacing w:before="40" w:after="40"/>
+            </w:pPr>
+            <w:r>
+              <w:rPr>
+                <w:rFonts w:ascii="Calibri" w:hAnsi="Calibri"/>
+                <w:b w:val="0"/>
+                <w:i w:val="0"/>
+                <w:sz w:val="20"/>
+              </w:rPr>
+              <w:t>LE-12 — Retrospectiva OS-002 (GQA-GASMIG02-001 §2.3, 10/06/2026)</w:t>
+            </w:r>
+          </w:p>
+        </w:tc>
       </w:tr>
       <w:tr>
         <w:trPr>
@@ -3109,7 +3293,7 @@
         </w:trPr>
         <w:tc>
           <w:tcPr>
-            <w:tcW w:type="dxa" w:w="2225"/>
+            <w:tcW w:type="dxa" w:w="1780"/>
             <w:tcMar>
               <w:top w:w="60" w:type="dxa"/>
               <w:bottom w:w="60" w:type="dxa"/>
@@ -3134,7 +3318,7 @@
         </w:tc>
         <w:tc>
           <w:tcPr>
-            <w:tcW w:type="dxa" w:w="2225"/>
+            <w:tcW w:type="dxa" w:w="1780"/>
             <w:tcMar>
               <w:top w:w="60" w:type="dxa"/>
               <w:bottom w:w="60" w:type="dxa"/>
@@ -3159,7 +3343,7 @@
         </w:tc>
         <w:tc>
           <w:tcPr>
-            <w:tcW w:type="dxa" w:w="2225"/>
+            <w:tcW w:type="dxa" w:w="1780"/>
             <w:tcMar>
               <w:top w:w="60" w:type="dxa"/>
               <w:bottom w:w="60" w:type="dxa"/>
@@ -3184,7 +3368,7 @@
         </w:tc>
         <w:tc>
           <w:tcPr>
-            <w:tcW w:type="dxa" w:w="2225"/>
+            <w:tcW w:type="dxa" w:w="1780"/>
             <w:tcMar>
               <w:top w:w="60" w:type="dxa"/>
               <w:bottom w:w="60" w:type="dxa"/>
@@ -3204,6 +3388,31 @@
                 <w:sz w:val="20"/>
               </w:rPr>
               <w:t>Média</w:t>
+            </w:r>
+          </w:p>
+        </w:tc>
+        <w:tc>
+          <w:tcPr>
+            <w:tcW w:type="dxa" w:w="1780"/>
+            <w:tcMar>
+              <w:top w:w="60" w:type="dxa"/>
+              <w:bottom w:w="60" w:type="dxa"/>
+              <w:left w:w="100" w:type="dxa"/>
+              <w:right w:w="100" w:type="dxa"/>
+            </w:tcMar>
+          </w:tcPr>
+          <w:p>
+            <w:pPr>
+              <w:spacing w:before="40" w:after="40"/>
+            </w:pPr>
+            <w:r>
+              <w:rPr>
+                <w:rFonts w:ascii="Calibri" w:hAnsi="Calibri"/>
+                <w:b w:val="0"/>
+                <w:i w:val="0"/>
+                <w:sz w:val="20"/>
+              </w:rPr>
+              <w:t>LE-13 — Retrospectiva OS-002 (GQA-GASMIG02-001 §2.3, 10/06/2026)</w:t>
             </w:r>
           </w:p>
         </w:tc>
@@ -3567,6 +3776,112 @@
           </w:p>
         </w:tc>
       </w:tr>
+      <w:tr>
+        <w:trPr>
+          <w:cantSplit w:val="1"/>
+        </w:trPr>
+        <w:tc>
+          <w:tcPr>
+            <w:tcW w:type="dxa" w:w="2225"/>
+            <w:tcMar>
+              <w:top w:w="60" w:type="dxa"/>
+              <w:bottom w:w="60" w:type="dxa"/>
+              <w:left w:w="100" w:type="dxa"/>
+              <w:right w:w="100" w:type="dxa"/>
+            </w:tcMar>
+            <w:shd w:val="clear" w:color="auto" w:fill="F0F4F8"/>
+          </w:tcPr>
+          <w:p>
+            <w:pPr>
+              <w:spacing w:before="40" w:after="40"/>
+            </w:pPr>
+            <w:r>
+              <w:rPr>
+                <w:rFonts w:ascii="Calibri" w:hAnsi="Calibri"/>
+                <w:b/>
+                <w:i w:val="0"/>
+                <w:sz w:val="20"/>
+              </w:rPr>
+              <w:t>1.2</w:t>
+            </w:r>
+          </w:p>
+        </w:tc>
+        <w:tc>
+          <w:tcPr>
+            <w:tcW w:type="dxa" w:w="2225"/>
+            <w:tcMar>
+              <w:top w:w="60" w:type="dxa"/>
+              <w:bottom w:w="60" w:type="dxa"/>
+              <w:left w:w="100" w:type="dxa"/>
+              <w:right w:w="100" w:type="dxa"/>
+            </w:tcMar>
+          </w:tcPr>
+          <w:p>
+            <w:pPr>
+              <w:spacing w:before="40" w:after="40"/>
+            </w:pPr>
+            <w:r>
+              <w:rPr>
+                <w:rFonts w:ascii="Calibri" w:hAnsi="Calibri"/>
+                <w:b w:val="0"/>
+                <w:i w:val="0"/>
+                <w:sz w:val="20"/>
+              </w:rPr>
+              <w:t>11/06/2026</w:t>
+            </w:r>
+          </w:p>
+        </w:tc>
+        <w:tc>
+          <w:tcPr>
+            <w:tcW w:type="dxa" w:w="2225"/>
+            <w:tcMar>
+              <w:top w:w="60" w:type="dxa"/>
+              <w:bottom w:w="60" w:type="dxa"/>
+              <w:left w:w="100" w:type="dxa"/>
+              <w:right w:w="100" w:type="dxa"/>
+            </w:tcMar>
+          </w:tcPr>
+          <w:p>
+            <w:pPr>
+              <w:spacing w:before="40" w:after="40"/>
+            </w:pPr>
+            <w:r>
+              <w:rPr>
+                <w:rFonts w:ascii="Calibri" w:hAnsi="Calibri"/>
+                <w:b w:val="0"/>
+                <w:i w:val="0"/>
+                <w:sz w:val="20"/>
+              </w:rPr>
+              <w:t>Time de Melhoria Contínua</w:t>
+            </w:r>
+          </w:p>
+        </w:tc>
+        <w:tc>
+          <w:tcPr>
+            <w:tcW w:type="dxa" w:w="2225"/>
+            <w:tcMar>
+              <w:top w:w="60" w:type="dxa"/>
+              <w:bottom w:w="60" w:type="dxa"/>
+              <w:left w:w="100" w:type="dxa"/>
+              <w:right w:w="100" w:type="dxa"/>
+            </w:tcMar>
+          </w:tcPr>
+          <w:p>
+            <w:pPr>
+              <w:spacing w:before="40" w:after="40"/>
+            </w:pPr>
+            <w:r>
+              <w:rPr>
+                <w:rFonts w:ascii="Calibri" w:hAnsi="Calibri"/>
+                <w:b w:val="0"/>
+                <w:i w:val="0"/>
+                <w:sz w:val="20"/>
+              </w:rPr>
+              <w:t>Acréscimo da coluna "Origem" nas tabelas §4 e §6.3, rastreando cada OM à retrospectiva e/ou auditoria GQA que a gerou (CP-vi)</w:t>
+            </w:r>
+          </w:p>
+        </w:tc>
+      </w:tr>
     </w:tbl>
     <w:p>
       <w:pPr>
@@ -3607,7 +3922,7 @@
         <w:color w:val="555555"/>
         <w:sz w:val="16"/>
       </w:rPr>
-      <w:t>vData  ·  10/06/2026</w:t>
+      <w:t>vData  ·  11/06/2026</w:t>
     </w:r>
     <w:r>
       <w:tab/>
@@ -3669,7 +3984,7 @@
         <w:color w:val="555555"/>
         <w:sz w:val="16"/>
       </w:rPr>
-      <w:t>vData  ·  10/06/2026</w:t>
+      <w:t>vData  ·  11/06/2026</w:t>
     </w:r>
     <w:r>
       <w:tab/>
